--- a/src/assets/tamamlananprojects/43-ZÜMRÜT REZİDANS/BİLĞ.docx
+++ b/src/assets/tamamlananprojects/43-ZÜMRÜT REZİDANS/BİLĞ.docx
@@ -1,14 +1,43 @@
 
 <file path=word/document.xml><?xml version="1.0" encoding="utf-8"?>
-<w:document xmlns:wpc="http://schemas.microsoft.com/office/word/2010/wordprocessingCanvas" xmlns:mc="http://schemas.openxmlformats.org/markup-compatibility/2006" xmlns:o="urn:schemas-microsoft-com:office:office" xmlns:r="http://schemas.openxmlformats.org/officeDocument/2006/relationships" xmlns:m="http://schemas.openxmlformats.org/officeDocument/2006/math" xmlns:v="urn:schemas-microsoft-com:vml" xmlns:wp14="http://schemas.microsoft.com/office/word/2010/wordprocessingDrawing" xmlns:wp="http://schemas.openxmlformats.org/drawingml/2006/wordprocessingDrawing" xmlns:w10="urn:schemas-microsoft-com:office:word" xmlns:w="http://schemas.openxmlformats.org/wordprocessingml/2006/main" xmlns:w14="http://schemas.microsoft.com/office/word/2010/wordml" xmlns:w15="http://schemas.microsoft.com/office/word/2012/wordml" xmlns:wpg="http://schemas.microsoft.com/office/word/2010/wordprocessingGroup" xmlns:wpi="http://schemas.microsoft.com/office/word/2010/wordprocessingInk" xmlns:wne="http://schemas.microsoft.com/office/word/2006/wordml" xmlns:wps="http://schemas.microsoft.com/office/word/2010/wordprocessingShape" mc:Ignorable="w14 w15 wp14">
+<w:document xmlns:wpc="http://schemas.microsoft.com/office/word/2010/wordprocessingCanvas" xmlns:cx="http://schemas.microsoft.com/office/drawing/2014/chartex" xmlns:cx1="http://schemas.microsoft.com/office/drawing/2015/9/8/chartex" xmlns:mc="http://schemas.openxmlformats.org/markup-compatibility/2006" xmlns:o="urn:schemas-microsoft-com:office:office" xmlns:r="http://schemas.openxmlformats.org/officeDocument/2006/relationships" xmlns:m="http://schemas.openxmlformats.org/officeDocument/2006/math" xmlns:v="urn:schemas-microsoft-com:vml" xmlns:wp14="http://schemas.microsoft.com/office/word/2010/wordprocessingDrawing" xmlns:wp="http://schemas.openxmlformats.org/drawingml/2006/wordprocessingDrawing" xmlns:w10="urn:schemas-microsoft-com:office:word" xmlns:w="http://schemas.openxmlformats.org/wordprocessingml/2006/main" xmlns:w14="http://schemas.microsoft.com/office/word/2010/wordml" xmlns:w15="http://schemas.microsoft.com/office/word/2012/wordml" xmlns:w16se="http://schemas.microsoft.com/office/word/2015/wordml/symex" xmlns:wpg="http://schemas.microsoft.com/office/word/2010/wordprocessingGroup" xmlns:wpi="http://schemas.microsoft.com/office/word/2010/wordprocessingInk" xmlns:wne="http://schemas.microsoft.com/office/word/2006/wordml" xmlns:wps="http://schemas.microsoft.com/office/word/2010/wordprocessingShape" mc:Ignorable="w14 w15 w16se wp14">
   <w:body>
     <w:p>
       <w:r>
-        <w:t>ITRI DEDE SOKAK KALAMIŞ</w:t>
+        <w:t>ZÜMRÜT REZİDANS</w:t>
+      </w:r>
+    </w:p>
+    <w:p>
+      <w:r>
+        <w:t xml:space="preserve">KONUM: </w:t>
+      </w:r>
+      <w:r>
+        <w:t>Zühtüpaşa</w:t>
       </w:r>
       <w:bookmarkStart w:id="0" w:name="_GoBack"/>
       <w:bookmarkEnd w:id="0"/>
+      <w:r>
+        <w:t xml:space="preserve"> Mahallesi KADIKÖY/İSTANBUL  </w:t>
+      </w:r>
     </w:p>
+    <w:p>
+      <w:r>
+        <w:t xml:space="preserve">ARSA ALANI: </w:t>
+      </w:r>
+      <w:r>
+        <w:t>1677</w:t>
+      </w:r>
+      <w:r>
+        <w:t>.</w:t>
+      </w:r>
+      <w:r>
+        <w:t>94</w:t>
+      </w:r>
+      <w:r>
+        <w:t xml:space="preserve"> m²</w:t>
+      </w:r>
+    </w:p>
+    <w:p/>
     <w:sectPr>
       <w:pgSz w:w="11906" w:h="16838"/>
       <w:pgMar w:top="1417" w:right="1417" w:bottom="1417" w:left="1417" w:header="708" w:footer="708" w:gutter="0"/>
@@ -20,7 +49,7 @@
 </file>
 
 <file path=word/styles.xml><?xml version="1.0" encoding="utf-8"?>
-<w:styles xmlns:mc="http://schemas.openxmlformats.org/markup-compatibility/2006" xmlns:r="http://schemas.openxmlformats.org/officeDocument/2006/relationships" xmlns:w="http://schemas.openxmlformats.org/wordprocessingml/2006/main" xmlns:w14="http://schemas.microsoft.com/office/word/2010/wordml" xmlns:w15="http://schemas.microsoft.com/office/word/2012/wordml" mc:Ignorable="w14 w15">
+<w:styles xmlns:mc="http://schemas.openxmlformats.org/markup-compatibility/2006" xmlns:r="http://schemas.openxmlformats.org/officeDocument/2006/relationships" xmlns:w="http://schemas.openxmlformats.org/wordprocessingml/2006/main" xmlns:w14="http://schemas.microsoft.com/office/word/2010/wordml" xmlns:w15="http://schemas.microsoft.com/office/word/2012/wordml" xmlns:w16se="http://schemas.microsoft.com/office/word/2015/wordml/symex" mc:Ignorable="w14 w15 w16se">
   <w:docDefaults>
     <w:rPrDefault>
       <w:rPr>
@@ -412,6 +441,10 @@
   <w:style w:type="paragraph" w:default="1" w:styleId="Normal">
     <w:name w:val="Normal"/>
     <w:qFormat/>
+    <w:rsid w:val="00A83D0A"/>
+    <w:pPr>
+      <w:spacing w:line="252" w:lineRule="auto"/>
+    </w:pPr>
   </w:style>
   <w:style w:type="character" w:default="1" w:styleId="VarsaylanParagrafYazTipi">
     <w:name w:val="Default Paragraph Font"/>
